--- a/fra/docx/08.content.docx
+++ b/fra/docx/08.content.docx
@@ -1521,18 +1521,12 @@
         </w:rPr>
         <w:t>Les pronoms ils ont une forme masculine. Noter cependant qu'ils incluent tous les deux Naomi. Selon ce qui est le plus naturel dans votre langue, choisissez un mot, une expression ou une formulation qui exprime ce sens clairement. Traduction alternative : « ces gens » ou « ces personnes ».</w:t>
       </w:r>
-      <w:hyperlink r:id="rId13">
-        <w:r>
-          <w:rPr>
-            <w:lang w:val="fr_FR" w:bidi="fr_FR"/>
-          </w:rPr>
-          <w:rPr>
-            <w:color w:val="0000EE"/>
-            <w:u w:val="single"/>
-          </w:rPr>
-          <w:t xml:space="preserve"> </w:t>
-        </w:r>
-      </w:hyperlink>
+      <w:r>
+        <w:rPr>
+          <w:lang w:val="fr_FR" w:bidi="fr_FR"/>
+        </w:rPr>
+        <w:t xml:space="preserve"> </w:t>
+      </w:r>
     </w:p>
     <w:p>
       <w:pPr/>
@@ -1899,18 +1893,12 @@
         </w:rPr>
         <w:t>Le pronom ils a une forme masculine. Noter cependant qu'il inclut Naomi, Orpa et Ruth. Selon ce qui est le plus naturel dans votre langue, choisissez un mot, une expression ou une formulation qui exprime ce sens clairement. Traduction alternative : « ces gens » ou « ces personnes ».</w:t>
       </w:r>
-      <w:hyperlink r:id="rId14">
-        <w:r>
-          <w:rPr>
-            <w:lang w:val="fr_FR" w:bidi="fr_FR"/>
-          </w:rPr>
-          <w:rPr>
-            <w:color w:val="0000EE"/>
-            <w:u w:val="single"/>
-          </w:rPr>
-          <w:t xml:space="preserve"> </w:t>
-        </w:r>
-      </w:hyperlink>
+      <w:r>
+        <w:rPr>
+          <w:lang w:val="fr_FR" w:bidi="fr_FR"/>
+        </w:rPr>
+        <w:t xml:space="preserve"> </w:t>
+      </w:r>
     </w:p>
     <w:p>
       <w:pPr/>
@@ -10217,18 +10205,12 @@
         </w:rPr>
         <w:t>Le mot moissonneurs (5 occurrences dans les versets 3 à 7) et le pronom ils sont à la forme masculine, mais ils sont utilisés dans un sens générique qui pourrait inclure des femmes. Selon ce qui est le plus naturel dans votre langue, choisissez un mot, une expression ou une formulation qui exprime ce sens clairement. Traduction alternative : « les personnes qui moissonnent » - « elles », « les gens qui moissonnent » - « ils » ou « ceux et celles qui moissonnent » - « ils ».</w:t>
       </w:r>
-      <w:hyperlink r:id="rId15">
-        <w:r>
-          <w:rPr>
-            <w:lang w:val="fr_FR" w:bidi="fr_FR"/>
-          </w:rPr>
-          <w:rPr>
-            <w:color w:val="0000EE"/>
-            <w:u w:val="single"/>
-          </w:rPr>
-          <w:t xml:space="preserve"> </w:t>
-        </w:r>
-      </w:hyperlink>
+      <w:r>
+        <w:rPr>
+          <w:lang w:val="fr_FR" w:bidi="fr_FR"/>
+        </w:rPr>
+        <w:t xml:space="preserve"> </w:t>
+      </w:r>
     </w:p>
     <w:p>
       <w:pPr/>
@@ -12198,18 +12180,12 @@
         </w:rPr>
         <w:t>Le mot serviteurs est à la forme masculine, mais il est utilisé dans un sens générique qui pourrait aussi faire référence à des femmes. Selon ce qui est le plus naturel dans votre langue, choisissez un mot, une expression ou une formulation qui exprime ce sens clairement. Traduction alternative : « ce que les personnes à mon service auront puisé », « ce que les gens à mon service auront puisé » ou « ce que les serviteurs et les servantes auront puisé ».</w:t>
       </w:r>
-      <w:hyperlink r:id="rId16">
-        <w:r>
-          <w:rPr>
-            <w:lang w:val="fr_FR" w:bidi="fr_FR"/>
-          </w:rPr>
-          <w:rPr>
-            <w:color w:val="0000EE"/>
-            <w:u w:val="single"/>
-          </w:rPr>
-          <w:t xml:space="preserve"> </w:t>
-        </w:r>
-      </w:hyperlink>
+      <w:r>
+        <w:rPr>
+          <w:lang w:val="fr_FR" w:bidi="fr_FR"/>
+        </w:rPr>
+        <w:t xml:space="preserve"> </w:t>
+      </w:r>
     </w:p>
     <w:p>
       <w:pPr/>
@@ -14883,18 +14859,12 @@
         </w:rPr>
         <w:t>Le mot moissonneurs est à la forme masculine, mais il est utilisé dans un sens générique qui pourrait inclure des femmes. Selon ce qui est le plus naturel dans votre langue, choisissez un mot, une expression ou une formulation qui exprime ce sens clairement. Traduction alternative : « les personnes qui moissonnent », « les gens qui moissonnent » ou « ceux et celles qui moissonnent ».</w:t>
       </w:r>
-      <w:hyperlink r:id="rId17">
-        <w:r>
-          <w:rPr>
-            <w:lang w:val="fr_FR" w:bidi="fr_FR"/>
-          </w:rPr>
-          <w:rPr>
-            <w:color w:val="0000EE"/>
-            <w:u w:val="single"/>
-          </w:rPr>
-          <w:t xml:space="preserve"> </w:t>
-        </w:r>
-      </w:hyperlink>
+      <w:r>
+        <w:rPr>
+          <w:lang w:val="fr_FR" w:bidi="fr_FR"/>
+        </w:rPr>
+        <w:t xml:space="preserve"> </w:t>
+      </w:r>
     </w:p>
     <w:p>
       <w:pPr/>
@@ -15290,18 +15260,12 @@
         </w:rPr>
         <w:t>Le mot serviteurs est à la forme masculine, mais il est utilisé dans un sens générique qui pourrait aussi faire référence à des femmes. Selon ce qui est le plus naturel dans votre langue, choisissez un mot, une expression ou une formulation qui exprime ce sens clairement. Traduction alternative : « aux personnes à son service », « aux gens qui étaient à son service », « à ses serviteurs et ses servantes » ou « à ceux et celles qui le servaient ».</w:t>
       </w:r>
-      <w:hyperlink r:id="rId18">
-        <w:r>
-          <w:rPr>
-            <w:lang w:val="fr_FR" w:bidi="fr_FR"/>
-          </w:rPr>
-          <w:rPr>
-            <w:color w:val="0000EE"/>
-            <w:u w:val="single"/>
-          </w:rPr>
-          <w:t xml:space="preserve"> </w:t>
-        </w:r>
-      </w:hyperlink>
+      <w:r>
+        <w:rPr>
+          <w:lang w:val="fr_FR" w:bidi="fr_FR"/>
+        </w:rPr>
+        <w:t xml:space="preserve"> </w:t>
+      </w:r>
     </w:p>
     <w:p>
       <w:pPr/>
@@ -17498,18 +17462,12 @@
         </w:rPr>
         <w:t>Les mots vivants, ceux et morts sont à la forme masculine, mais ils sont utilisés dans un sens générique qui inclut hommes et femmes. Selon ce qui est le plus naturel dans votre langue, choisissez un mot, une expression ou une formulation qui exprime ce sens clairement. Traduction alternative : « les gens qui sont vivants » - « ceux qui sont morts » ou « les personnes qui sont vivantes » - « celles qui sont mortes ».</w:t>
       </w:r>
-      <w:hyperlink r:id="rId19">
-        <w:r>
-          <w:rPr>
-            <w:lang w:val="fr_FR" w:bidi="fr_FR"/>
-          </w:rPr>
-          <w:rPr>
-            <w:color w:val="0000EE"/>
-            <w:u w:val="single"/>
-          </w:rPr>
-          <w:t xml:space="preserve"> </w:t>
-        </w:r>
-      </w:hyperlink>
+      <w:r>
+        <w:rPr>
+          <w:lang w:val="fr_FR" w:bidi="fr_FR"/>
+        </w:rPr>
+        <w:t xml:space="preserve"> </w:t>
+      </w:r>
     </w:p>
     <w:p>
       <w:pPr/>
@@ -17924,18 +17882,12 @@
         </w:rPr>
         <w:t>Les mots serviteurs et le pronom ils sont à la forme masculine, mais ils sont utilisés dans un sens générique qui inclut hommes et femmes. Selon ce qui est le plus naturel dans votre langue, choisissez un mot, une expression ou une formulation qui exprime ce sens clairement. Traduction alternative : « mes serviteurs et mes servantes » - « ils ».</w:t>
       </w:r>
-      <w:hyperlink r:id="rId20">
-        <w:r>
-          <w:rPr>
-            <w:lang w:val="fr_FR" w:bidi="fr_FR"/>
-          </w:rPr>
-          <w:rPr>
-            <w:color w:val="0000EE"/>
-            <w:u w:val="single"/>
-          </w:rPr>
-          <w:t xml:space="preserve"> </w:t>
-        </w:r>
-      </w:hyperlink>
+      <w:r>
+        <w:rPr>
+          <w:lang w:val="fr_FR" w:bidi="fr_FR"/>
+        </w:rPr>
+        <w:t xml:space="preserve"> </w:t>
+      </w:r>
     </w:p>
     <w:p>
       <w:pPr/>
@@ -19442,36 +19394,24 @@
         </w:rPr>
         <w:t xml:space="preserve">La question rhétorique de Naomi dans </w:t>
       </w:r>
-      <w:hyperlink r:id="rId21">
-        <w:r>
-          <w:rPr>
-            <w:lang w:val="fr_FR" w:bidi="fr_FR"/>
-          </w:rPr>
-          <w:rPr>
-            <w:color w:val="0000EE"/>
-            <w:u w:val="single"/>
-          </w:rPr>
-          <w:t>3.1</w:t>
-        </w:r>
-      </w:hyperlink>
+      <w:r>
+        <w:rPr>
+          <w:lang w:val="fr_FR" w:bidi="fr_FR"/>
+        </w:rPr>
+        <w:t>3.1</w:t>
+      </w:r>
       <w:r>
         <w:rPr>
           <w:lang w:val="fr_FR" w:bidi="fr_FR"/>
         </w:rPr>
         <w:t xml:space="preserve"> donne la raison des actions qu'elle va recommander à Ruth dans les versets </w:t>
       </w:r>
-      <w:hyperlink r:id="rId22">
-        <w:r>
-          <w:rPr>
-            <w:lang w:val="fr_FR" w:bidi="fr_FR"/>
-          </w:rPr>
-          <w:rPr>
-            <w:color w:val="0000EE"/>
-            <w:u w:val="single"/>
-          </w:rPr>
-          <w:t>3.2–4</w:t>
-        </w:r>
-      </w:hyperlink>
+      <w:r>
+        <w:rPr>
+          <w:lang w:val="fr_FR" w:bidi="fr_FR"/>
+        </w:rPr>
+        <w:t>3.2–4</w:t>
+      </w:r>
       <w:r>
         <w:rPr>
           <w:lang w:val="fr_FR" w:bidi="fr_FR"/>
@@ -19589,18 +19529,12 @@
         </w:rPr>
         <w:t xml:space="preserve">Naomi utilise ici la forme interrogative pour rappeler à Ruth quelque chose qu'elle lui a déjà dit (voir </w:t>
       </w:r>
-      <w:hyperlink r:id="rId19">
-        <w:r>
-          <w:rPr>
-            <w:lang w:val="fr_FR" w:bidi="fr_FR"/>
-          </w:rPr>
-          <w:rPr>
-            <w:color w:val="0000EE"/>
-            <w:u w:val="single"/>
-          </w:rPr>
-          <w:t>2.20</w:t>
-        </w:r>
-      </w:hyperlink>
+      <w:r>
+        <w:rPr>
+          <w:lang w:val="fr_FR" w:bidi="fr_FR"/>
+        </w:rPr>
+        <w:t>2.20</w:t>
+      </w:r>
       <w:r>
         <w:rPr>
           <w:lang w:val="fr_FR" w:bidi="fr_FR"/>
@@ -20742,126 +20676,84 @@
         </w:rPr>
         <w:t xml:space="preserve">Cette déclaration introduit et résume les actions que Ruth est sur le point d'accomplir dans </w:t>
       </w:r>
-      <w:hyperlink r:id="rId23">
-        <w:r>
-          <w:rPr>
-            <w:lang w:val="fr_FR" w:bidi="fr_FR"/>
-          </w:rPr>
-          <w:rPr>
-            <w:color w:val="0000EE"/>
-            <w:u w:val="single"/>
-          </w:rPr>
-          <w:t>3.7</w:t>
-        </w:r>
-      </w:hyperlink>
+      <w:r>
+        <w:rPr>
+          <w:lang w:val="fr_FR" w:bidi="fr_FR"/>
+        </w:rPr>
+        <w:t>3.7</w:t>
+      </w:r>
       <w:r>
         <w:rPr>
           <w:lang w:val="fr_FR" w:bidi="fr_FR"/>
         </w:rPr>
         <w:t xml:space="preserve">. Dans certaines langues, mentionner que Ruth a fait ces choses dans </w:t>
       </w:r>
-      <w:hyperlink r:id="rId24">
-        <w:r>
-          <w:rPr>
-            <w:lang w:val="fr_FR" w:bidi="fr_FR"/>
-          </w:rPr>
-          <w:rPr>
-            <w:color w:val="0000EE"/>
-            <w:u w:val="single"/>
-          </w:rPr>
-          <w:t>3.6</w:t>
-        </w:r>
-      </w:hyperlink>
+      <w:r>
+        <w:rPr>
+          <w:lang w:val="fr_FR" w:bidi="fr_FR"/>
+        </w:rPr>
+        <w:t>3.6</w:t>
+      </w:r>
       <w:r>
         <w:rPr>
           <w:lang w:val="fr_FR" w:bidi="fr_FR"/>
         </w:rPr>
         <w:t xml:space="preserve"> puis les mentionner à nouveau en détail dans </w:t>
       </w:r>
-      <w:hyperlink r:id="rId23">
-        <w:r>
-          <w:rPr>
-            <w:lang w:val="fr_FR" w:bidi="fr_FR"/>
-          </w:rPr>
-          <w:rPr>
-            <w:color w:val="0000EE"/>
-            <w:u w:val="single"/>
-          </w:rPr>
-          <w:t>3.7</w:t>
-        </w:r>
-      </w:hyperlink>
+      <w:r>
+        <w:rPr>
+          <w:lang w:val="fr_FR" w:bidi="fr_FR"/>
+        </w:rPr>
+        <w:t>3.7</w:t>
+      </w:r>
       <w:r>
         <w:rPr>
           <w:lang w:val="fr_FR" w:bidi="fr_FR"/>
         </w:rPr>
         <w:t xml:space="preserve"> pourrait mener à un malentendu. Ruth ne fait ces choses qu'une seule fois, dans </w:t>
       </w:r>
-      <w:hyperlink r:id="rId23">
-        <w:r>
-          <w:rPr>
-            <w:lang w:val="fr_FR" w:bidi="fr_FR"/>
-          </w:rPr>
-          <w:rPr>
-            <w:color w:val="0000EE"/>
-            <w:u w:val="single"/>
-          </w:rPr>
-          <w:t>3.7</w:t>
-        </w:r>
-      </w:hyperlink>
+      <w:r>
+        <w:rPr>
+          <w:lang w:val="fr_FR" w:bidi="fr_FR"/>
+        </w:rPr>
+        <w:t>3.7</w:t>
+      </w:r>
       <w:r>
         <w:rPr>
           <w:lang w:val="fr_FR" w:bidi="fr_FR"/>
         </w:rPr>
         <w:t xml:space="preserve">. Dans </w:t>
       </w:r>
-      <w:hyperlink r:id="rId24">
-        <w:r>
-          <w:rPr>
-            <w:lang w:val="fr_FR" w:bidi="fr_FR"/>
-          </w:rPr>
-          <w:rPr>
-            <w:color w:val="0000EE"/>
-            <w:u w:val="single"/>
-          </w:rPr>
-          <w:t>3.6</w:t>
-        </w:r>
-      </w:hyperlink>
+      <w:r>
+        <w:rPr>
+          <w:lang w:val="fr_FR" w:bidi="fr_FR"/>
+        </w:rPr>
+        <w:t>3.6</w:t>
+      </w:r>
       <w:r>
         <w:rPr>
           <w:lang w:val="fr_FR" w:bidi="fr_FR"/>
         </w:rPr>
         <w:t xml:space="preserve">, l'auteur ne fait qu'annoncer ce que Ruth va faire dans </w:t>
       </w:r>
-      <w:hyperlink r:id="rId23">
-        <w:r>
-          <w:rPr>
-            <w:lang w:val="fr_FR" w:bidi="fr_FR"/>
-          </w:rPr>
-          <w:rPr>
-            <w:color w:val="0000EE"/>
-            <w:u w:val="single"/>
-          </w:rPr>
-          <w:t>3.7</w:t>
-        </w:r>
-      </w:hyperlink>
+      <w:r>
+        <w:rPr>
+          <w:lang w:val="fr_FR" w:bidi="fr_FR"/>
+        </w:rPr>
+        <w:t>3.7</w:t>
+      </w:r>
       <w:r>
         <w:rPr>
           <w:lang w:val="fr_FR" w:bidi="fr_FR"/>
         </w:rPr>
         <w:t xml:space="preserve">. Si nécessaire dans votre langue pour que le sens soit clair ou pour éviter toute erreur de compréhension, vous pouvez traduire cette phrase par « et obéit à sa belle-mère ». Si c'est préférable, vous pouvez aussi déplacer cette phrase à la fin de </w:t>
       </w:r>
-      <w:hyperlink r:id="rId23">
-        <w:r>
-          <w:rPr>
-            <w:lang w:val="fr_FR" w:bidi="fr_FR"/>
-          </w:rPr>
-          <w:rPr>
-            <w:color w:val="0000EE"/>
-            <w:u w:val="single"/>
-          </w:rPr>
-          <w:t>3.7</w:t>
-        </w:r>
-      </w:hyperlink>
+      <w:r>
+        <w:rPr>
+          <w:lang w:val="fr_FR" w:bidi="fr_FR"/>
+        </w:rPr>
+        <w:t>3.7</w:t>
+      </w:r>
       <w:r>
         <w:rPr>
           <w:lang w:val="fr_FR" w:bidi="fr_FR"/>
@@ -21179,18 +21071,12 @@
         </w:rPr>
         <w:t xml:space="preserve"> dans </w:t>
       </w:r>
-      <w:hyperlink r:id="rId25">
-        <w:r>
-          <w:rPr>
-            <w:lang w:val="fr_FR" w:bidi="fr_FR"/>
-          </w:rPr>
-          <w:rPr>
-            <w:color w:val="0000EE"/>
-            <w:u w:val="single"/>
-          </w:rPr>
-          <w:t>3.4</w:t>
-        </w:r>
-      </w:hyperlink>
+      <w:r>
+        <w:rPr>
+          <w:lang w:val="fr_FR" w:bidi="fr_FR"/>
+        </w:rPr>
+        <w:t>3.4</w:t>
+      </w:r>
       <w:r>
         <w:rPr>
           <w:lang w:val="fr_FR" w:bidi="fr_FR"/>
@@ -21818,18 +21704,12 @@
         </w:rPr>
         <w:t xml:space="preserve">Voyez comment vous avez traduit cette expression dans </w:t>
       </w:r>
-      <w:hyperlink r:id="rId19">
-        <w:r>
-          <w:rPr>
-            <w:lang w:val="fr_FR" w:bidi="fr_FR"/>
-          </w:rPr>
-          <w:rPr>
-            <w:color w:val="0000EE"/>
-            <w:u w:val="single"/>
-          </w:rPr>
-          <w:t>2.20</w:t>
-        </w:r>
-      </w:hyperlink>
+      <w:r>
+        <w:rPr>
+          <w:lang w:val="fr_FR" w:bidi="fr_FR"/>
+        </w:rPr>
+        <w:t>2.20</w:t>
+      </w:r>
       <w:r>
         <w:rPr>
           <w:lang w:val="fr_FR" w:bidi="fr_FR"/>
@@ -22057,18 +21937,12 @@
         </w:rPr>
         <w:t xml:space="preserve"> en </w:t>
       </w:r>
-      <w:hyperlink r:id="rId26">
-        <w:r>
-          <w:rPr>
-            <w:lang w:val="fr_FR" w:bidi="fr_FR"/>
-          </w:rPr>
-          <w:rPr>
-            <w:color w:val="0000EE"/>
-            <w:u w:val="single"/>
-          </w:rPr>
-          <w:t>2.8</w:t>
-        </w:r>
-      </w:hyperlink>
+      <w:r>
+        <w:rPr>
+          <w:lang w:val="fr_FR" w:bidi="fr_FR"/>
+        </w:rPr>
+        <w:t>2.8</w:t>
+      </w:r>
       <w:r>
         <w:rPr>
           <w:lang w:val="fr_FR" w:bidi="fr_FR"/>
@@ -22497,18 +22371,12 @@
         </w:rPr>
         <w:t xml:space="preserve"> indique que ce qui précède au verset </w:t>
       </w:r>
-      <w:hyperlink r:id="rId27">
-        <w:r>
-          <w:rPr>
-            <w:lang w:val="fr_FR" w:bidi="fr_FR"/>
-          </w:rPr>
-          <w:rPr>
-            <w:color w:val="0000EE"/>
-            <w:u w:val="single"/>
-          </w:rPr>
-          <w:t>3.10</w:t>
-        </w:r>
-      </w:hyperlink>
+      <w:r>
+        <w:rPr>
+          <w:lang w:val="fr_FR" w:bidi="fr_FR"/>
+        </w:rPr>
+        <w:t>3.10</w:t>
+      </w:r>
       <w:r>
         <w:rPr>
           <w:lang w:val="fr_FR" w:bidi="fr_FR"/>
@@ -22612,36 +22480,24 @@
         </w:rPr>
         <w:t xml:space="preserve">Vérifiez comment vous avez traduit cette expression dans </w:t>
       </w:r>
-      <w:hyperlink r:id="rId26">
-        <w:r>
-          <w:rPr>
-            <w:lang w:val="fr_FR" w:bidi="fr_FR"/>
-          </w:rPr>
-          <w:rPr>
-            <w:color w:val="0000EE"/>
-            <w:u w:val="single"/>
-          </w:rPr>
-          <w:t>2.8</w:t>
-        </w:r>
-      </w:hyperlink>
+      <w:r>
+        <w:rPr>
+          <w:lang w:val="fr_FR" w:bidi="fr_FR"/>
+        </w:rPr>
+        <w:t>2.8</w:t>
+      </w:r>
       <w:r>
         <w:rPr>
           <w:lang w:val="fr_FR" w:bidi="fr_FR"/>
         </w:rPr>
         <w:t xml:space="preserve"> et </w:t>
       </w:r>
-      <w:hyperlink r:id="rId27">
-        <w:r>
-          <w:rPr>
-            <w:lang w:val="fr_FR" w:bidi="fr_FR"/>
-          </w:rPr>
-          <w:rPr>
-            <w:color w:val="0000EE"/>
-            <w:u w:val="single"/>
-          </w:rPr>
-          <w:t>3.10</w:t>
-        </w:r>
-      </w:hyperlink>
+      <w:r>
+        <w:rPr>
+          <w:lang w:val="fr_FR" w:bidi="fr_FR"/>
+        </w:rPr>
+        <w:t>3.10</w:t>
+      </w:r>
       <w:r>
         <w:rPr>
           <w:lang w:val="fr_FR" w:bidi="fr_FR"/>
@@ -22958,18 +22814,12 @@
         </w:rPr>
         <w:t xml:space="preserve">« Maintenant » dans </w:t>
       </w:r>
-      <w:hyperlink r:id="rId28">
-        <w:r>
-          <w:rPr>
-            <w:lang w:val="fr_FR" w:bidi="fr_FR"/>
-          </w:rPr>
-          <w:rPr>
-            <w:color w:val="0000EE"/>
-            <w:u w:val="single"/>
-          </w:rPr>
-          <w:t>3.11</w:t>
-        </w:r>
-      </w:hyperlink>
+      <w:r>
+        <w:rPr>
+          <w:lang w:val="fr_FR" w:bidi="fr_FR"/>
+        </w:rPr>
+        <w:t>3.11</w:t>
+      </w:r>
       <w:r>
         <w:rPr>
           <w:lang w:val="fr_FR" w:bidi="fr_FR"/>
@@ -23098,36 +22948,24 @@
         </w:rPr>
         <w:t xml:space="preserve"> indique un contraste entre la volonté de Boaz d'épouser Ruth (</w:t>
       </w:r>
-      <w:hyperlink r:id="rId28">
-        <w:r>
-          <w:rPr>
-            <w:lang w:val="fr_FR" w:bidi="fr_FR"/>
-          </w:rPr>
-          <w:rPr>
-            <w:color w:val="0000EE"/>
-            <w:u w:val="single"/>
-          </w:rPr>
-          <w:t>3.11</w:t>
-        </w:r>
-      </w:hyperlink>
+      <w:r>
+        <w:rPr>
+          <w:lang w:val="fr_FR" w:bidi="fr_FR"/>
+        </w:rPr>
+        <w:t>3.11</w:t>
+      </w:r>
       <w:r>
         <w:rPr>
           <w:lang w:val="fr_FR" w:bidi="fr_FR"/>
         </w:rPr>
         <w:t>) et la possibilité qu'un autre homme l'épouse (</w:t>
       </w:r>
-      <w:hyperlink r:id="rId29">
-        <w:r>
-          <w:rPr>
-            <w:lang w:val="fr_FR" w:bidi="fr_FR"/>
-          </w:rPr>
-          <w:rPr>
-            <w:color w:val="0000EE"/>
-            <w:u w:val="single"/>
-          </w:rPr>
-          <w:t>3.12</w:t>
-        </w:r>
-      </w:hyperlink>
+      <w:r>
+        <w:rPr>
+          <w:lang w:val="fr_FR" w:bidi="fr_FR"/>
+        </w:rPr>
+        <w:t>3.12</w:t>
+      </w:r>
       <w:r>
         <w:rPr>
           <w:lang w:val="fr_FR" w:bidi="fr_FR"/>
@@ -23270,18 +23108,12 @@
         </w:rPr>
         <w:t xml:space="preserve"> en </w:t>
       </w:r>
-      <w:hyperlink r:id="rId19">
-        <w:r>
-          <w:rPr>
-            <w:lang w:val="fr_FR" w:bidi="fr_FR"/>
-          </w:rPr>
-          <w:rPr>
-            <w:color w:val="0000EE"/>
-            <w:u w:val="single"/>
-          </w:rPr>
-          <w:t>2.20</w:t>
-        </w:r>
-      </w:hyperlink>
+      <w:r>
+        <w:rPr>
+          <w:lang w:val="fr_FR" w:bidi="fr_FR"/>
+        </w:rPr>
+        <w:t>2.20</w:t>
+      </w:r>
       <w:r>
         <w:rPr>
           <w:lang w:val="fr_FR" w:bidi="fr_FR"/>
@@ -23681,18 +23513,12 @@
         </w:rPr>
         <w:t>Les mots l'un l'autre sont à la forme masculine, mais ils sont utilisés dans un sens générique qui pourrait faire référence à un homme ou une femme. Selon ce qui est le plus naturel dans votre langue, choisissez un mot, une expression ou une formulation qui exprime ce sens clairement. Traduction alternative : « avant que les gens puissent se reconnaître les uns les autres », « avant que les personnes puissent se reconnaître les unes les autres », « avant qu'une personne puisse en reconnaître une autre » ou « avant que quiconque puisse reconnaître une autre personne ».</w:t>
       </w:r>
-      <w:hyperlink r:id="rId30">
-        <w:r>
-          <w:rPr>
-            <w:lang w:val="fr_FR" w:bidi="fr_FR"/>
-          </w:rPr>
-          <w:rPr>
-            <w:color w:val="0000EE"/>
-            <w:u w:val="single"/>
-          </w:rPr>
-          <w:t xml:space="preserve"> </w:t>
-        </w:r>
-      </w:hyperlink>
+      <w:r>
+        <w:rPr>
+          <w:lang w:val="fr_FR" w:bidi="fr_FR"/>
+        </w:rPr>
+        <w:t xml:space="preserve"> </w:t>
+      </w:r>
     </w:p>
     <w:p>
       <w:pPr/>
@@ -25006,18 +24832,12 @@
         </w:rPr>
         <w:t xml:space="preserve">Vérifiez comment traduit ces mots dans </w:t>
       </w:r>
-      <w:hyperlink r:id="rId31">
-        <w:r>
-          <w:rPr>
-            <w:lang w:val="fr_FR" w:bidi="fr_FR"/>
-          </w:rPr>
-          <w:rPr>
-            <w:color w:val="0000EE"/>
-            <w:u w:val="single"/>
-          </w:rPr>
-          <w:t>3.15</w:t>
-        </w:r>
-      </w:hyperlink>
+      <w:r>
+        <w:rPr>
+          <w:lang w:val="fr_FR" w:bidi="fr_FR"/>
+        </w:rPr>
+        <w:t>3.15</w:t>
+      </w:r>
       <w:r>
         <w:rPr>
           <w:lang w:val="fr_FR" w:bidi="fr_FR"/>
@@ -26385,18 +26205,12 @@
         </w:rPr>
         <w:t xml:space="preserve">Il s'agit d'une référence spécifique au plus proche parent vivant masculin d'Élimélec. Si votre langue a un mot spécifique pour désigner une telle personne, il serait approprié de l'utiliser ici. Vérifiez comment vous avez traduit cette expression dans </w:t>
       </w:r>
-      <w:hyperlink r:id="rId19">
-        <w:r>
-          <w:rPr>
-            <w:lang w:val="fr_FR" w:bidi="fr_FR"/>
-          </w:rPr>
-          <w:rPr>
-            <w:color w:val="0000EE"/>
-            <w:u w:val="single"/>
-          </w:rPr>
-          <w:t>2.20</w:t>
-        </w:r>
-      </w:hyperlink>
+      <w:r>
+        <w:rPr>
+          <w:lang w:val="fr_FR" w:bidi="fr_FR"/>
+        </w:rPr>
+        <w:t>2.20</w:t>
+      </w:r>
       <w:r>
         <w:rPr>
           <w:lang w:val="fr_FR" w:bidi="fr_FR"/>
@@ -26934,18 +26748,12 @@
         </w:rPr>
         <w:t>Le mot habitants est à la forme masculine, mais il est utilisé dans un sens générique qui inclut hommes et femmes. Selon ce qui est le plus naturel dans votre langue, choisissez un mot, une expression ou une formulation qui exprime ce sens clairement. Traduction alternative : « gens de la ville » - « habitants et habitantes ».</w:t>
       </w:r>
-      <w:hyperlink r:id="rId32">
-        <w:r>
-          <w:rPr>
-            <w:lang w:val="fr_FR" w:bidi="fr_FR"/>
-          </w:rPr>
-          <w:rPr>
-            <w:color w:val="0000EE"/>
-            <w:u w:val="single"/>
-          </w:rPr>
-          <w:t xml:space="preserve"> </w:t>
-        </w:r>
-      </w:hyperlink>
+      <w:r>
+        <w:rPr>
+          <w:lang w:val="fr_FR" w:bidi="fr_FR"/>
+        </w:rPr>
+        <w:t xml:space="preserve"> </w:t>
+      </w:r>
     </w:p>
     <w:p>
       <w:pPr/>
@@ -29326,18 +29134,12 @@
         </w:rPr>
         <w:t>Le mot « témoins » est à la forme masculine, mais il est utilisé dans un sens générique qui inclut hommes et femmes (puisqu'il inclut les habitants de la ville qui sont présents, voir note #7 au verset 4). Selon ce qui est le plus naturel dans votre langue, choisissez un mot, une expression ou une formulation qui exprime ce sens clairement.</w:t>
       </w:r>
-      <w:hyperlink r:id="rId33">
-        <w:r>
-          <w:rPr>
-            <w:lang w:val="fr_FR" w:bidi="fr_FR"/>
-          </w:rPr>
-          <w:rPr>
-            <w:color w:val="0000EE"/>
-            <w:u w:val="single"/>
-          </w:rPr>
-          <w:t xml:space="preserve"> </w:t>
-        </w:r>
-      </w:hyperlink>
+      <w:r>
+        <w:rPr>
+          <w:lang w:val="fr_FR" w:bidi="fr_FR"/>
+        </w:rPr>
+        <w:t xml:space="preserve"> </w:t>
+      </w:r>
     </w:p>
     <w:p>
       <w:pPr/>
@@ -29717,18 +29519,12 @@
         </w:rPr>
         <w:t>Le mot « témoins » est à la forme masculine, mais il est utilisé dans un sens générique qui inclut hommes et femmes (puisqu'il inclut les habitants de la ville qui sont présents, voir note #7 au verset 4). Selon ce qui est le plus naturel dans votre langue, choisissez un mot, une expression ou une formulation qui exprime ce sens clairement.</w:t>
       </w:r>
-      <w:hyperlink r:id="rId34">
-        <w:r>
-          <w:rPr>
-            <w:lang w:val="fr_FR" w:bidi="fr_FR"/>
-          </w:rPr>
-          <w:rPr>
-            <w:color w:val="0000EE"/>
-            <w:u w:val="single"/>
-          </w:rPr>
-          <w:t xml:space="preserve"> </w:t>
-        </w:r>
-      </w:hyperlink>
+      <w:r>
+        <w:rPr>
+          <w:lang w:val="fr_FR" w:bidi="fr_FR"/>
+        </w:rPr>
+        <w:t xml:space="preserve"> </w:t>
+      </w:r>
     </w:p>
     <w:p>
       <w:pPr/>
@@ -29923,18 +29719,12 @@
         </w:rPr>
         <w:t xml:space="preserve">Vérifiez comment vous avez traduit cette expression dans </w:t>
       </w:r>
-      <w:hyperlink r:id="rId35">
-        <w:r>
-          <w:rPr>
-            <w:lang w:val="fr_FR" w:bidi="fr_FR"/>
-          </w:rPr>
-          <w:rPr>
-            <w:color w:val="0000EE"/>
-            <w:u w:val="single"/>
-          </w:rPr>
-          <w:t>4.5</w:t>
-        </w:r>
-      </w:hyperlink>
+      <w:r>
+        <w:rPr>
+          <w:lang w:val="fr_FR" w:bidi="fr_FR"/>
+        </w:rPr>
+        <w:t>4.5</w:t>
+      </w:r>
       <w:r>
         <w:rPr>
           <w:lang w:val="fr_FR" w:bidi="fr_FR"/>
@@ -30031,18 +29821,12 @@
         </w:rPr>
         <w:t xml:space="preserve">Choisissez la formulation la plus naturelle dans votre langue de faire référence à un homme qui est mort. Vérifiez comment vous avez traduit ces mots dans </w:t>
       </w:r>
-      <w:hyperlink r:id="rId35">
-        <w:r>
-          <w:rPr>
-            <w:lang w:val="fr_FR" w:bidi="fr_FR"/>
-          </w:rPr>
-          <w:rPr>
-            <w:color w:val="0000EE"/>
-            <w:u w:val="single"/>
-          </w:rPr>
-          <w:t>4.5</w:t>
-        </w:r>
-      </w:hyperlink>
+      <w:r>
+        <w:rPr>
+          <w:lang w:val="fr_FR" w:bidi="fr_FR"/>
+        </w:rPr>
+        <w:t>4.5</w:t>
+      </w:r>
       <w:r>
         <w:rPr>
           <w:lang w:val="fr_FR" w:bidi="fr_FR"/>
@@ -30592,18 +30376,12 @@
         </w:rPr>
         <w:t>Le mot « témoins » est à la forme masculine, mais il est utilisé dans un sens générique qui inclut hommes et femmes (puisqu'il inclut les habitants de la ville qui sont présents, voir note #7 au verset 4). Selon ce qui est le plus naturel dans votre langue, choisissez un mot, une expression ou une formulation qui exprime ce sens clairement.</w:t>
       </w:r>
-      <w:hyperlink r:id="rId36">
-        <w:r>
-          <w:rPr>
-            <w:lang w:val="fr_FR" w:bidi="fr_FR"/>
-          </w:rPr>
-          <w:rPr>
-            <w:color w:val="0000EE"/>
-            <w:u w:val="single"/>
-          </w:rPr>
-          <w:t xml:space="preserve"> </w:t>
-        </w:r>
-      </w:hyperlink>
+      <w:r>
+        <w:rPr>
+          <w:lang w:val="fr_FR" w:bidi="fr_FR"/>
+        </w:rPr>
+        <w:t xml:space="preserve"> </w:t>
+      </w:r>
     </w:p>
     <w:p>
       <w:pPr/>
@@ -31976,18 +31754,12 @@
         </w:rPr>
         <w:t xml:space="preserve">Dans le texte hébreu, un mot est utilisé ici qui montre que Boaz fait ce qu'il a dit qu'il ferait dans </w:t>
       </w:r>
-      <w:hyperlink r:id="rId34">
-        <w:r>
-          <w:rPr>
-            <w:lang w:val="fr_FR" w:bidi="fr_FR"/>
-          </w:rPr>
-          <w:rPr>
-            <w:color w:val="0000EE"/>
-            <w:u w:val="single"/>
-          </w:rPr>
-          <w:t>4.10</w:t>
-        </w:r>
-      </w:hyperlink>
+      <w:r>
+        <w:rPr>
+          <w:lang w:val="fr_FR" w:bidi="fr_FR"/>
+        </w:rPr>
+        <w:t>4.10</w:t>
+      </w:r>
       <w:r>
         <w:rPr>
           <w:lang w:val="fr_FR" w:bidi="fr_FR"/>
@@ -32214,18 +31986,12 @@
         </w:rPr>
         <w:t xml:space="preserve"> de la ville qui sont également mentionnées dans </w:t>
       </w:r>
-      <w:hyperlink r:id="rId37">
-        <w:r>
-          <w:rPr>
-            <w:lang w:val="fr_FR" w:bidi="fr_FR"/>
-          </w:rPr>
-          <w:rPr>
-            <w:color w:val="0000EE"/>
-            <w:u w:val="single"/>
-          </w:rPr>
-          <w:t>1.19</w:t>
-        </w:r>
-      </w:hyperlink>
+      <w:r>
+        <w:rPr>
+          <w:lang w:val="fr_FR" w:bidi="fr_FR"/>
+        </w:rPr>
+        <w:t>1.19</w:t>
+      </w:r>
       <w:r>
         <w:rPr>
           <w:lang w:val="fr_FR" w:bidi="fr_FR"/>
@@ -33985,36 +33751,24 @@
         </w:rPr>
         <w:t xml:space="preserve">Il a été mentionné plus tôt que Pérets est le fils de Juda (verset 12). L'auteur continue ici avec lignée familiale de Pérets. Le verset </w:t>
       </w:r>
-      <w:hyperlink r:id="rId38">
-        <w:r>
-          <w:rPr>
-            <w:lang w:val="fr_FR" w:bidi="fr_FR"/>
-          </w:rPr>
-          <w:rPr>
-            <w:color w:val="0000EE"/>
-            <w:u w:val="single"/>
-          </w:rPr>
-          <w:t>4.17</w:t>
-        </w:r>
-      </w:hyperlink>
+      <w:r>
+        <w:rPr>
+          <w:lang w:val="fr_FR" w:bidi="fr_FR"/>
+        </w:rPr>
+        <w:t>4.17</w:t>
+      </w:r>
       <w:r>
         <w:rPr>
           <w:lang w:val="fr_FR" w:bidi="fr_FR"/>
         </w:rPr>
         <w:t xml:space="preserve"> marque la fin de l'histoire de Naomi et de Ruth, tandis que le verset </w:t>
       </w:r>
-      <w:hyperlink r:id="rId39">
-        <w:r>
-          <w:rPr>
-            <w:lang w:val="fr_FR" w:bidi="fr_FR"/>
-          </w:rPr>
-          <w:rPr>
-            <w:color w:val="0000EE"/>
-            <w:u w:val="single"/>
-          </w:rPr>
-          <w:t>4.18</w:t>
-        </w:r>
-      </w:hyperlink>
+      <w:r>
+        <w:rPr>
+          <w:lang w:val="fr_FR" w:bidi="fr_FR"/>
+        </w:rPr>
+        <w:t>4.18</w:t>
+      </w:r>
       <w:r>
         <w:rPr>
           <w:lang w:val="fr_FR" w:bidi="fr_FR"/>
@@ -34534,18 +34288,12 @@
         </w:rPr>
         <w:t xml:space="preserve">au verset </w:t>
       </w:r>
-      <w:hyperlink r:id="rId38">
-        <w:r>
-          <w:rPr>
-            <w:lang w:val="fr_FR" w:bidi="fr_FR"/>
-          </w:rPr>
-          <w:rPr>
-            <w:color w:val="0000EE"/>
-            <w:u w:val="single"/>
-          </w:rPr>
-          <w:t>4.17</w:t>
-        </w:r>
-      </w:hyperlink>
+      <w:r>
+        <w:rPr>
+          <w:lang w:val="fr_FR" w:bidi="fr_FR"/>
+        </w:rPr>
+        <w:t>4.17</w:t>
+      </w:r>
       <w:r>
         <w:rPr>
           <w:lang w:val="fr_FR" w:bidi="fr_FR"/>

--- a/fra/docx/08.content.docx
+++ b/fra/docx/08.content.docx
@@ -6658,13 +6658,7 @@
         <w:rPr>
           <w:lang w:val="fr_FR" w:bidi="fr_FR"/>
         </w:rPr>
-        <w:t xml:space="preserve">Voir : </w:t>
-      </w:r>
-      <w:r>
-        <w:rPr>
-          <w:lang w:val="fr_FR" w:bidi="fr_FR"/>
-        </w:rPr>
-        <w:t>Serments</w:t>
+        <w:t>Voir : Serments</w:t>
       </w:r>
       <w:r>
         <w:rPr>
@@ -13051,13 +13045,7 @@
         <w:rPr>
           <w:lang w:val="fr_FR" w:bidi="fr_FR"/>
         </w:rPr>
-        <w:t xml:space="preserve">Voir : </w:t>
-      </w:r>
-      <w:r>
-        <w:rPr>
-          <w:lang w:val="fr_FR" w:bidi="fr_FR"/>
-        </w:rPr>
-        <w:t>Reduplication</w:t>
+        <w:t>Voir : Reduplication</w:t>
       </w:r>
       <w:r>
         <w:rPr>
@@ -23443,13 +23431,7 @@
         <w:rPr>
           <w:lang w:val="fr_FR" w:bidi="fr_FR"/>
         </w:rPr>
-        <w:t xml:space="preserve">Voir : </w:t>
-      </w:r>
-      <w:r>
-        <w:rPr>
-          <w:lang w:val="fr_FR" w:bidi="fr_FR"/>
-        </w:rPr>
-        <w:t>Formules de serment</w:t>
+        <w:t>Voir : Formules de serment</w:t>
       </w:r>
       <w:r>
         <w:rPr>

--- a/fra/docx/08.content.docx
+++ b/fra/docx/08.content.docx
@@ -11265,7 +11265,27 @@
         <w:rPr>
           <w:lang w:val="fr_FR" w:bidi="fr_FR"/>
         </w:rPr>
-        <w:t xml:space="preserve"> désigne un abri temporaire ou une cabane dans le champ, faite pour offrir de l'ombre aux travailleurs, afin qu'ils puissent se reposer. Traduction alternative : « dans la cabane » ou « dans l'abri ».</w:t>
+        <w:t xml:space="preserve"> désigne un abri temporaire ou une cabane dans le champ, faite pour offrir de l'ombre aux travailleurs, afin qu'ils puissent se reposer. Traduction alternative : « dans la cabane » ou « dans l'abri ». </w:t>
+      </w:r>
+    </w:p>
+    <w:p>
+      <w:pPr/>
+      <w:r>
+        <w:rPr>
+          <w:lang w:val="fr_FR" w:bidi="fr_FR"/>
+        </w:rPr>
+      </w:r>
+      <w:r>
+        <w:rPr>
+          <w:lang w:val="fr_FR" w:bidi="fr_FR"/>
+        </w:rPr>
+        <w:t xml:space="preserve">Voir : </w:t>
+      </w:r>
+      <w:r>
+        <w:rPr>
+          <w:lang w:val="fr_FR" w:bidi="fr_FR"/>
+        </w:rPr>
+        <w:t>Traduire les éléments inconnus</w:t>
       </w:r>
     </w:p>
     <w:p>
